--- a/Job-Resume/Resume.docx
+++ b/Job-Resume/Resume.docx
@@ -72,6 +72,7 @@
     <w:p>
       <w:pPr>
         <w:spacing w:before="0" w:after="70"/>
+        <w:jc w:val="both"/>
       </w:pPr>
       <w:r>
         <w:rPr>
@@ -84,6 +85,7 @@
     <w:p>
       <w:pPr>
         <w:spacing w:before="0" w:after="70"/>
+        <w:jc w:val="both"/>
       </w:pPr>
       <w:r>
         <w:rPr>
@@ -96,6 +98,7 @@
     <w:p>
       <w:pPr>
         <w:spacing w:before="0" w:after="70"/>
+        <w:jc w:val="both"/>
       </w:pPr>
       <w:r>
         <w:rPr>
@@ -121,6 +124,7 @@
     <w:p>
       <w:pPr>
         <w:spacing w:before="0" w:after="50"/>
+        <w:jc w:val="both"/>
       </w:pPr>
       <w:r>
         <w:rPr>
@@ -133,6 +137,7 @@
     <w:p>
       <w:pPr>
         <w:spacing w:before="0" w:after="50"/>
+        <w:jc w:val="both"/>
       </w:pPr>
       <w:r>
         <w:rPr>
@@ -145,6 +150,7 @@
     <w:p>
       <w:pPr>
         <w:spacing w:before="0" w:after="50"/>
+        <w:jc w:val="both"/>
       </w:pPr>
       <w:r>
         <w:rPr>
@@ -157,6 +163,7 @@
     <w:p>
       <w:pPr>
         <w:spacing w:before="0" w:after="50"/>
+        <w:jc w:val="both"/>
       </w:pPr>
       <w:r>
         <w:rPr>
@@ -169,6 +176,7 @@
     <w:p>
       <w:pPr>
         <w:spacing w:before="0" w:after="50"/>
+        <w:jc w:val="both"/>
       </w:pPr>
       <w:r>
         <w:rPr>
@@ -181,6 +189,7 @@
     <w:p>
       <w:pPr>
         <w:spacing w:before="0" w:after="50"/>
+        <w:jc w:val="both"/>
       </w:pPr>
       <w:r>
         <w:rPr>
@@ -193,6 +202,7 @@
     <w:p>
       <w:pPr>
         <w:spacing w:before="0" w:after="50"/>
+        <w:jc w:val="both"/>
       </w:pPr>
       <w:r>
         <w:rPr>
@@ -205,6 +215,7 @@
     <w:p>
       <w:pPr>
         <w:spacing w:before="0" w:after="50"/>
+        <w:jc w:val="both"/>
       </w:pPr>
       <w:r>
         <w:rPr>
@@ -217,6 +228,7 @@
     <w:p>
       <w:pPr>
         <w:spacing w:before="0" w:after="50"/>
+        <w:jc w:val="both"/>
       </w:pPr>
       <w:r>
         <w:rPr>
@@ -229,6 +241,7 @@
     <w:p>
       <w:pPr>
         <w:spacing w:before="0" w:after="50"/>
+        <w:jc w:val="both"/>
       </w:pPr>
       <w:r>
         <w:rPr>
@@ -241,6 +254,7 @@
     <w:p>
       <w:pPr>
         <w:spacing w:before="0" w:after="50"/>
+        <w:jc w:val="both"/>
       </w:pPr>
       <w:r>
         <w:rPr>
@@ -253,6 +267,7 @@
     <w:p>
       <w:pPr>
         <w:spacing w:before="0" w:after="50"/>
+        <w:jc w:val="both"/>
       </w:pPr>
       <w:r>
         <w:rPr>
@@ -265,6 +280,7 @@
     <w:p>
       <w:pPr>
         <w:spacing w:before="0" w:after="50"/>
+        <w:jc w:val="both"/>
       </w:pPr>
       <w:r>
         <w:rPr>
@@ -303,6 +319,7 @@
     <w:p>
       <w:pPr>
         <w:spacing w:before="0" w:after="70"/>
+        <w:jc w:val="both"/>
       </w:pPr>
       <w:r>
         <w:rPr>
@@ -315,6 +332,7 @@
     <w:p>
       <w:pPr>
         <w:spacing w:before="0" w:after="50"/>
+        <w:jc w:val="both"/>
       </w:pPr>
       <w:r>
         <w:rPr>
@@ -327,6 +345,7 @@
     <w:p>
       <w:pPr>
         <w:spacing w:before="0" w:after="50"/>
+        <w:jc w:val="both"/>
       </w:pPr>
       <w:r>
         <w:rPr>
@@ -339,6 +358,7 @@
     <w:p>
       <w:pPr>
         <w:spacing w:before="0" w:after="50"/>
+        <w:jc w:val="both"/>
       </w:pPr>
       <w:r>
         <w:rPr>
@@ -364,6 +384,7 @@
     <w:p>
       <w:pPr>
         <w:spacing w:before="0" w:after="70"/>
+        <w:jc w:val="both"/>
       </w:pPr>
       <w:r>
         <w:rPr>
@@ -376,6 +397,7 @@
     <w:p>
       <w:pPr>
         <w:spacing w:before="0" w:after="50"/>
+        <w:jc w:val="both"/>
       </w:pPr>
       <w:r>
         <w:rPr>
@@ -388,6 +410,7 @@
     <w:p>
       <w:pPr>
         <w:spacing w:before="0" w:after="50"/>
+        <w:jc w:val="both"/>
       </w:pPr>
       <w:r>
         <w:rPr>
@@ -413,6 +436,7 @@
     <w:p>
       <w:pPr>
         <w:spacing w:before="0" w:after="70"/>
+        <w:jc w:val="both"/>
       </w:pPr>
       <w:r>
         <w:rPr>
@@ -425,6 +449,7 @@
     <w:p>
       <w:pPr>
         <w:spacing w:before="0" w:after="50"/>
+        <w:jc w:val="both"/>
       </w:pPr>
       <w:r>
         <w:rPr>
@@ -437,6 +462,7 @@
     <w:p>
       <w:pPr>
         <w:spacing w:before="0" w:after="50"/>
+        <w:jc w:val="both"/>
       </w:pPr>
       <w:r>
         <w:rPr>
@@ -449,6 +475,7 @@
     <w:p>
       <w:pPr>
         <w:spacing w:before="0" w:after="50"/>
+        <w:jc w:val="both"/>
       </w:pPr>
       <w:r>
         <w:rPr>
@@ -474,6 +501,7 @@
     <w:p>
       <w:pPr>
         <w:spacing w:before="0" w:after="70"/>
+        <w:jc w:val="both"/>
       </w:pPr>
       <w:r>
         <w:rPr>
@@ -486,6 +514,7 @@
     <w:p>
       <w:pPr>
         <w:spacing w:before="0" w:after="50"/>
+        <w:jc w:val="both"/>
       </w:pPr>
       <w:r>
         <w:rPr>
@@ -498,6 +527,7 @@
     <w:p>
       <w:pPr>
         <w:spacing w:before="0" w:after="50"/>
+        <w:jc w:val="both"/>
       </w:pPr>
       <w:r>
         <w:rPr>
@@ -510,6 +540,7 @@
     <w:p>
       <w:pPr>
         <w:spacing w:before="0" w:after="50"/>
+        <w:jc w:val="both"/>
       </w:pPr>
       <w:r>
         <w:rPr>
@@ -535,6 +566,7 @@
     <w:p>
       <w:pPr>
         <w:spacing w:before="0" w:after="50"/>
+        <w:jc w:val="both"/>
       </w:pPr>
       <w:r>
         <w:rPr>
@@ -547,6 +579,7 @@
     <w:p>
       <w:pPr>
         <w:spacing w:before="0" w:after="50"/>
+        <w:jc w:val="both"/>
       </w:pPr>
       <w:r>
         <w:rPr>
@@ -559,6 +592,7 @@
     <w:p>
       <w:pPr>
         <w:spacing w:before="0" w:after="50"/>
+        <w:jc w:val="both"/>
       </w:pPr>
       <w:r>
         <w:rPr>
@@ -571,6 +605,7 @@
     <w:p>
       <w:pPr>
         <w:spacing w:before="0" w:after="50"/>
+        <w:jc w:val="both"/>
       </w:pPr>
       <w:r>
         <w:rPr>
@@ -596,6 +631,7 @@
     <w:p>
       <w:pPr>
         <w:spacing w:before="0" w:after="50"/>
+        <w:jc w:val="both"/>
       </w:pPr>
       <w:r>
         <w:rPr>
@@ -608,6 +644,7 @@
     <w:p>
       <w:pPr>
         <w:spacing w:before="0" w:after="50"/>
+        <w:jc w:val="both"/>
       </w:pPr>
       <w:r>
         <w:rPr>
@@ -633,6 +670,7 @@
     <w:p>
       <w:pPr>
         <w:spacing w:before="0" w:after="50"/>
+        <w:jc w:val="both"/>
       </w:pPr>
       <w:r>
         <w:rPr>
@@ -645,6 +683,7 @@
     <w:p>
       <w:pPr>
         <w:spacing w:before="0" w:after="50"/>
+        <w:jc w:val="both"/>
       </w:pPr>
       <w:r>
         <w:rPr>
@@ -670,6 +709,7 @@
     <w:p>
       <w:pPr>
         <w:spacing w:before="0" w:after="50"/>
+        <w:jc w:val="both"/>
       </w:pPr>
       <w:r>
         <w:rPr>
@@ -682,6 +722,7 @@
     <w:p>
       <w:pPr>
         <w:spacing w:before="0" w:after="50"/>
+        <w:jc w:val="both"/>
       </w:pPr>
       <w:r>
         <w:rPr>
@@ -694,6 +735,7 @@
     <w:p>
       <w:pPr>
         <w:spacing w:before="0" w:after="50"/>
+        <w:jc w:val="both"/>
       </w:pPr>
       <w:r>
         <w:rPr>
@@ -706,6 +748,7 @@
     <w:p>
       <w:pPr>
         <w:spacing w:before="0" w:after="50"/>
+        <w:jc w:val="both"/>
       </w:pPr>
       <w:r>
         <w:rPr>
@@ -718,6 +761,7 @@
     <w:p>
       <w:pPr>
         <w:spacing w:before="0" w:after="50"/>
+        <w:jc w:val="both"/>
       </w:pPr>
       <w:r>
         <w:rPr>
@@ -728,8 +772,8 @@
       </w:r>
     </w:p>
     <w:sectPr>
-      <w:pgSz w:w="12240" w:h="15840"/>
-      <w:pgMar w:top="540" w:right="1080" w:bottom="864" w:left="1080" w:header="708" w:footer="708" w:gutter="0"/>
+      <w:pgSz w:w="11906" w:h="16838"/>
+      <w:pgMar w:top="900" w:right="900" w:bottom="900" w:left="900" w:header="360" w:footer="360" w:gutter="0"/>
       <w:cols w:space="720"/>
       <w:docGrid w:linePitch="360"/>
     </w:sectPr>

--- a/Job-Resume/Resume.docx
+++ b/Job-Resume/Resume.docx
@@ -79,7 +79,7 @@
           <w:sz w:val="18"/>
           <w:szCs w:val="18"/>
         </w:rPr>
-        <w:t xml:space="preserve">Network security and infrastructure professional with 7+ years of experience across ISP operations, enterprise IT, systems administration, and cloud-connected production environments.</w:t>
+        <w:t xml:space="preserve">Network security and infrastructure professional with 7+ years of experience across ISP operations, enterprise IT, systems administration, and production support.</w:t>
       </w:r>
     </w:p>
     <w:p>
@@ -105,7 +105,7 @@
           <w:sz w:val="18"/>
           <w:szCs w:val="18"/>
         </w:rPr>
-        <w:t xml:space="preserve">Graduate Research Assistant at Gannon University completing an M.S. in Information Technology on May 9, 2026, with research work in serverless security, Zero Trust architecture, distributed infrastructure protection, and practical cloud defense.</w:t>
+        <w:t xml:space="preserve">Currently completing an M.S. in Information Technology at Gannon University while extending industry experience through research in serverless security, Zero Trust architecture, distributed infrastructure protection, and practical cloud defense.</w:t>
       </w:r>
     </w:p>
     <w:p>
@@ -123,171 +123,15 @@
     </w:p>
     <w:p>
       <w:pPr>
-        <w:spacing w:before="0" w:after="50"/>
-        <w:jc w:val="both"/>
-      </w:pPr>
-      <w:r>
-        <w:rPr>
-          <w:sz w:val="18"/>
-          <w:szCs w:val="18"/>
-        </w:rPr>
-        <w:t xml:space="preserve">- Network Security Engineering</w:t>
-      </w:r>
-    </w:p>
-    <w:p>
-      <w:pPr>
-        <w:spacing w:before="0" w:after="50"/>
-        <w:jc w:val="both"/>
-      </w:pPr>
-      <w:r>
-        <w:rPr>
-          <w:sz w:val="18"/>
-          <w:szCs w:val="18"/>
-        </w:rPr>
-        <w:t xml:space="preserve">- Firewall Policy Management</w:t>
-      </w:r>
-    </w:p>
-    <w:p>
-      <w:pPr>
-        <w:spacing w:before="0" w:after="50"/>
-        <w:jc w:val="both"/>
-      </w:pPr>
-      <w:r>
-        <w:rPr>
-          <w:sz w:val="18"/>
-          <w:szCs w:val="18"/>
-        </w:rPr>
-        <w:t xml:space="preserve">- Routing and Switching</w:t>
-      </w:r>
-    </w:p>
-    <w:p>
-      <w:pPr>
-        <w:spacing w:before="0" w:after="50"/>
-        <w:jc w:val="both"/>
-      </w:pPr>
-      <w:r>
-        <w:rPr>
-          <w:sz w:val="18"/>
-          <w:szCs w:val="18"/>
-        </w:rPr>
-        <w:t xml:space="preserve">- VPN, NAT, ACL, and Segmentation</w:t>
-      </w:r>
-    </w:p>
-    <w:p>
-      <w:pPr>
-        <w:spacing w:before="0" w:after="50"/>
-        <w:jc w:val="both"/>
-      </w:pPr>
-      <w:r>
-        <w:rPr>
-          <w:sz w:val="18"/>
-          <w:szCs w:val="18"/>
-        </w:rPr>
-        <w:t xml:space="preserve">- Linux and Windows Server Administration</w:t>
-      </w:r>
-    </w:p>
-    <w:p>
-      <w:pPr>
-        <w:spacing w:before="0" w:after="50"/>
-        <w:jc w:val="both"/>
-      </w:pPr>
-      <w:r>
-        <w:rPr>
-          <w:sz w:val="18"/>
-          <w:szCs w:val="18"/>
-        </w:rPr>
-        <w:t xml:space="preserve">- Active Directory and Identity Access Control</w:t>
-      </w:r>
-    </w:p>
-    <w:p>
-      <w:pPr>
-        <w:spacing w:before="0" w:after="50"/>
-        <w:jc w:val="both"/>
-      </w:pPr>
-      <w:r>
-        <w:rPr>
-          <w:sz w:val="18"/>
-          <w:szCs w:val="18"/>
-        </w:rPr>
-        <w:t xml:space="preserve">- Mail Server and File Server Administration</w:t>
-      </w:r>
-    </w:p>
-    <w:p>
-      <w:pPr>
-        <w:spacing w:before="0" w:after="50"/>
-        <w:jc w:val="both"/>
-      </w:pPr>
-      <w:r>
-        <w:rPr>
-          <w:sz w:val="18"/>
-          <w:szCs w:val="18"/>
-        </w:rPr>
-        <w:t xml:space="preserve">- IP-PBX and VoIP Infrastructure</w:t>
-      </w:r>
-    </w:p>
-    <w:p>
-      <w:pPr>
-        <w:spacing w:before="0" w:after="50"/>
-        <w:jc w:val="both"/>
-      </w:pPr>
-      <w:r>
-        <w:rPr>
-          <w:sz w:val="18"/>
-          <w:szCs w:val="18"/>
-        </w:rPr>
-        <w:t xml:space="preserve">- Cloud Infrastructure and Serverless Security</w:t>
-      </w:r>
-    </w:p>
-    <w:p>
-      <w:pPr>
-        <w:spacing w:before="0" w:after="50"/>
-        <w:jc w:val="both"/>
-      </w:pPr>
-      <w:r>
-        <w:rPr>
-          <w:sz w:val="18"/>
-          <w:szCs w:val="18"/>
-        </w:rPr>
-        <w:t xml:space="preserve">- Infrastructure Monitoring and Troubleshooting</w:t>
-      </w:r>
-    </w:p>
-    <w:p>
-      <w:pPr>
-        <w:spacing w:before="0" w:after="50"/>
-        <w:jc w:val="both"/>
-      </w:pPr>
-      <w:r>
-        <w:rPr>
-          <w:sz w:val="18"/>
-          <w:szCs w:val="18"/>
-        </w:rPr>
-        <w:t xml:space="preserve">- Python, Java, JavaScript, C++, PL/SQL, JSON</w:t>
-      </w:r>
-    </w:p>
-    <w:p>
-      <w:pPr>
-        <w:spacing w:before="0" w:after="50"/>
-        <w:jc w:val="both"/>
-      </w:pPr>
-      <w:r>
-        <w:rPr>
-          <w:sz w:val="18"/>
-          <w:szCs w:val="18"/>
-        </w:rPr>
-        <w:t xml:space="preserve">- Incident Response and Production Support</w:t>
-      </w:r>
-    </w:p>
-    <w:p>
-      <w:pPr>
-        <w:spacing w:before="0" w:after="50"/>
-        <w:jc w:val="both"/>
-      </w:pPr>
-      <w:r>
-        <w:rPr>
-          <w:sz w:val="18"/>
-          <w:szCs w:val="18"/>
-        </w:rPr>
-        <w:t xml:space="preserve">- CCNA, JNCIA, and MTCNA</w:t>
+        <w:spacing w:before="0" w:after="70"/>
+        <w:jc w:val="both"/>
+      </w:pPr>
+      <w:r>
+        <w:rPr>
+          <w:sz w:val="18"/>
+          <w:szCs w:val="18"/>
+        </w:rPr>
+        <w:t xml:space="preserve">Network Security Engineering; Firewall Policy Management; Routing and Switching; VPN, NAT, ACL, and Segmentation; Linux and Windows Server Administration; Active Directory and Identity Access Control; Mail Server and File Server Administration; IP-PBX and VoIP Infrastructure; Cloud Infrastructure and Serverless Security; Infrastructure Monitoring and Troubleshooting; Python, Java, JavaScript, C++, PL/SQL, JSON; Incident Response and Production Support; and CCNA, JNCIA, and MTCNA.</w:t>
       </w:r>
     </w:p>
     <w:p>
@@ -339,33 +183,33 @@
           <w:sz w:val="18"/>
           <w:szCs w:val="18"/>
         </w:rPr>
-        <w:t xml:space="preserve">- Designs and evaluates research systems for secure data transmission, traffic-flow optimization, and infrastructure-aware network defense.</w:t>
-      </w:r>
-    </w:p>
-    <w:p>
-      <w:pPr>
-        <w:spacing w:before="0" w:after="50"/>
-        <w:jc w:val="both"/>
-      </w:pPr>
-      <w:r>
-        <w:rPr>
-          <w:sz w:val="18"/>
-          <w:szCs w:val="18"/>
-        </w:rPr>
-        <w:t xml:space="preserve">- Builds first-author security projects around serverless intelligent firewalls, Zero Trust automation, and cross-cloud protection models.</w:t>
-      </w:r>
-    </w:p>
-    <w:p>
-      <w:pPr>
-        <w:spacing w:before="0" w:after="50"/>
-        <w:jc w:val="both"/>
-      </w:pPr>
-      <w:r>
-        <w:rPr>
-          <w:sz w:val="18"/>
-          <w:szCs w:val="18"/>
-        </w:rPr>
-        <w:t xml:space="preserve">- Authors and co-authors research papers in cloud security, edge systems, enterprise AI, and distributed infrastructure security.</w:t>
+        <w:t xml:space="preserve">- Design and evaluate research systems for secure data transmission, traffic-flow optimization, and infrastructure-aware network defense.</w:t>
+      </w:r>
+    </w:p>
+    <w:p>
+      <w:pPr>
+        <w:spacing w:before="0" w:after="50"/>
+        <w:jc w:val="both"/>
+      </w:pPr>
+      <w:r>
+        <w:rPr>
+          <w:sz w:val="18"/>
+          <w:szCs w:val="18"/>
+        </w:rPr>
+        <w:t xml:space="preserve">- Lead first-author security projects around serverless intelligent firewalls, Zero Trust automation, and cross-cloud protection models.</w:t>
+      </w:r>
+    </w:p>
+    <w:p>
+      <w:pPr>
+        <w:spacing w:before="0" w:after="50"/>
+        <w:jc w:val="both"/>
+      </w:pPr>
+      <w:r>
+        <w:rPr>
+          <w:sz w:val="18"/>
+          <w:szCs w:val="18"/>
+        </w:rPr>
+        <w:t xml:space="preserve">- Write and co-author research papers in cloud security, edge systems, enterprise AI, and distributed infrastructure security.</w:t>
       </w:r>
     </w:p>
     <w:p>
@@ -417,7 +261,7 @@
           <w:sz w:val="18"/>
           <w:szCs w:val="18"/>
         </w:rPr>
-        <w:t xml:space="preserve">- Translated technical security topics into hands-on lessons that matched industry practice and certification-oriented learning paths.</w:t>
+        <w:t xml:space="preserve">- Translated technical security topics into hands-on lessons aligned with industry practice and certification-oriented learning paths.</w:t>
       </w:r>
     </w:p>
     <w:p>
@@ -469,7 +313,7 @@
           <w:sz w:val="18"/>
           <w:szCs w:val="18"/>
         </w:rPr>
-        <w:t xml:space="preserve">- Planned and supported LAN/WAN upgrades, access control improvements, and day-to-day infrastructure operations for multi-department business environments.</w:t>
+        <w:t xml:space="preserve">- Planned and supported LAN/WAN upgrades, access-control improvements, and day-to-day infrastructure operations across multiple business units.</w:t>
       </w:r>
     </w:p>
     <w:p>
@@ -547,7 +391,7 @@
           <w:sz w:val="18"/>
           <w:szCs w:val="18"/>
         </w:rPr>
-        <w:t xml:space="preserve">- Troubleshot fiber, wireless, and routed network incidents while documenting configurations and escalation steps for faster recovery.</w:t>
+        <w:t xml:space="preserve">- Troubleshot fiber, wireless, and routed network incidents and documented configurations and escalation steps to speed up recovery.</w:t>
       </w:r>
     </w:p>
     <w:p>
@@ -573,20 +417,20 @@
           <w:sz w:val="18"/>
           <w:szCs w:val="18"/>
         </w:rPr>
-        <w:t xml:space="preserve">- Contributed to the real operation of enterprise mail, file, telephony, directory, and network services used by business teams every day.</w:t>
-      </w:r>
-    </w:p>
-    <w:p>
-      <w:pPr>
-        <w:spacing w:before="0" w:after="50"/>
-        <w:jc w:val="both"/>
-      </w:pPr>
-      <w:r>
-        <w:rPr>
-          <w:sz w:val="18"/>
-          <w:szCs w:val="18"/>
-        </w:rPr>
-        <w:t xml:space="preserve">- Connected production IT experience with current research in serverless security, Zero Trust, federated threat intelligence, and cloud infrastructure protection.</w:t>
+        <w:t xml:space="preserve">- Supported enterprise mail, file, telephony, directory, and network services used across day-to-day business operations.</w:t>
+      </w:r>
+    </w:p>
+    <w:p>
+      <w:pPr>
+        <w:spacing w:before="0" w:after="50"/>
+        <w:jc w:val="both"/>
+      </w:pPr>
+      <w:r>
+        <w:rPr>
+          <w:sz w:val="18"/>
+          <w:szCs w:val="18"/>
+        </w:rPr>
+        <w:t xml:space="preserve">- Combined production IT experience with current research in serverless security, Zero Trust, federated threat intelligence, and cloud infrastructure protection.</w:t>
       </w:r>
     </w:p>
     <w:p>

--- a/Job-Resume/Resume.docx
+++ b/Job-Resume/Resume.docx
@@ -40,7 +40,7 @@
           <w:sz w:val="18"/>
           <w:szCs w:val="18"/>
         </w:rPr>
-        <w:t xml:space="preserve">Erie, Pennsylvania, USA / Anywhere in USA | +1 814-737-5770 | engr.aanis@gmail.com | chowdhur014@gannon.edu</w:t>
+        <w:t xml:space="preserve">Winnetka, California, USA / Anywhere in USA | +1 814-737-5770 | engr.aanis@gmail.com | chowdhur014@gannon.edu</w:t>
       </w:r>
     </w:p>
     <w:p>
@@ -53,7 +53,7 @@
           <w:sz w:val="18"/>
           <w:szCs w:val="18"/>
         </w:rPr>
-        <w:t xml:space="preserve">LinkedIn: linkedin.com/in/md-anisur-rahman-chowdhury-15862420a | GitHub: github.com/ANIS151993 | Portfolio: marcbd.site | Google Scholar: scholar.google.com/citations?user=NQyywPoAAAAJ</w:t>
+        <w:t xml:space="preserve">LinkedIn: linkedin.com/in/md-anisur-rahman-chowdhury-15862420a | GitHub: github.com/ANIS151993 | Portfolio: marcbd.com | Google Scholar: scholar.google.com/citations?user=NQyywPoAAAAJ</w:t>
       </w:r>
     </w:p>
     <w:p>
@@ -105,7 +105,7 @@
           <w:sz w:val="18"/>
           <w:szCs w:val="18"/>
         </w:rPr>
-        <w:t xml:space="preserve">Currently completing an M.S. in Information Technology at Gannon University while extending industry experience through research in serverless security, Zero Trust architecture, distributed infrastructure protection, and practical cloud defense.</w:t>
+        <w:t xml:space="preserve">Currently serving as an IT Systems and Operations Engineer (OPT) at Adel Group Inc while completing an M.S. in Information Technology at Gannon University, extending industry experience through research in serverless security, Zero Trust architecture, distributed infrastructure protection, and practical cloud defense.</w:t>
       </w:r>
     </w:p>
     <w:p>
@@ -157,6 +157,84 @@
           <w:sz w:val="18"/>
           <w:szCs w:val="18"/>
         </w:rPr>
+        <w:t xml:space="preserve">IT Systems and Operations Engineer (Part-Time, OPT) | Adel Group Inc, IT Department</w:t>
+      </w:r>
+    </w:p>
+    <w:p>
+      <w:pPr>
+        <w:spacing w:before="0" w:after="70"/>
+        <w:jc w:val="both"/>
+      </w:pPr>
+      <w:r>
+        <w:rPr>
+          <w:sz w:val="16"/>
+          <w:szCs w:val="16"/>
+        </w:rPr>
+        <w:t xml:space="preserve">Winnetka, California, USA | Jul 2026 - Present</w:t>
+      </w:r>
+    </w:p>
+    <w:p>
+      <w:pPr>
+        <w:spacing w:before="0" w:after="50"/>
+        <w:jc w:val="both"/>
+      </w:pPr>
+      <w:r>
+        <w:rPr>
+          <w:sz w:val="18"/>
+          <w:szCs w:val="18"/>
+        </w:rPr>
+        <w:t xml:space="preserve">- Support IT systems, platforms, and business applications for daily operations, and monitor and administer network infrastructure to catch and resolve incidents before they reach end users.</w:t>
+      </w:r>
+    </w:p>
+    <w:p>
+      <w:pPr>
+        <w:spacing w:before="0" w:after="50"/>
+        <w:jc w:val="both"/>
+      </w:pPr>
+      <w:r>
+        <w:rPr>
+          <w:sz w:val="18"/>
+          <w:szCs w:val="18"/>
+        </w:rPr>
+        <w:t xml:space="preserve">- Manage endpoint protection, access control, and firewall policy enforcement across the environment.</w:t>
+      </w:r>
+    </w:p>
+    <w:p>
+      <w:pPr>
+        <w:spacing w:before="0" w:after="50"/>
+        <w:jc w:val="both"/>
+      </w:pPr>
+      <w:r>
+        <w:rPr>
+          <w:sz w:val="18"/>
+          <w:szCs w:val="18"/>
+        </w:rPr>
+        <w:t xml:space="preserve">- Pilot automation workflows that route routine helpdesk requests to cut manual ticket handling, and deliver on-site support and helpdesk coverage.</w:t>
+      </w:r>
+    </w:p>
+    <w:p>
+      <w:pPr>
+        <w:spacing w:before="0" w:after="50"/>
+        <w:jc w:val="both"/>
+      </w:pPr>
+      <w:r>
+        <w:rPr>
+          <w:sz w:val="18"/>
+          <w:szCs w:val="18"/>
+        </w:rPr>
+        <w:t xml:space="preserve">- Coordinate procurement, vendor relationships, and technology planning, and maintain network diagrams, SOPs, and runbooks.</w:t>
+      </w:r>
+    </w:p>
+    <w:p>
+      <w:pPr>
+        <w:spacing w:before="80" w:after="40"/>
+      </w:pPr>
+      <w:r>
+        <w:rPr>
+          <w:b/>
+          <w:sz w:val="18"/>
+          <w:szCs w:val="18"/>
+        </w:rPr>
         <w:t xml:space="preserve">Graduate Research Assistant | Gannon University, Computer and Information Science Department</w:t>
       </w:r>
     </w:p>
@@ -521,7 +599,7 @@
           <w:sz w:val="18"/>
           <w:szCs w:val="18"/>
         </w:rPr>
-        <w:t xml:space="preserve">- Master of Science in Information Technology, Gannon University, Erie, Pennsylvania, USA. Expected May 9, 2026. Current GPA: 3.93/4.00 after third semester.</w:t>
+        <w:t xml:space="preserve">- Master of Science in Information Technology, Gannon University, Erie, Pennsylvania, USA. Expected May 9, 2026. GPA: 3.95/4.00.</w:t>
       </w:r>
     </w:p>
     <w:p>
